--- a/backend/modelos/_padrao/modelo_procuracao_padrao_v2.docx
+++ b/backend/modelos/_padrao/modelo_procuracao_padrao_v2.docx
@@ -53,6 +53,7 @@
         <w:rPr>
           <w:rFonts w:ascii="Times New Roman" w:hAnsi="Times New Roman"/>
           <w:b w:val="0"/>
+          <w:color w:val="FFFFFF"/>
           <w:sz w:val="24"/>
         </w:rPr>
         <w:t>&lt;&lt;assinatura_cliente&gt;&gt;</w:t>
